--- a/landing/src/content/docs/agent/checkpoints.md.docx
+++ b/landing/src/content/docs/agent/checkpoints.md.docx
@@ -85,6 +85,7 @@
           <w:numId w:val="1"/>
         </w:numPr>
         <w:ind w:left="720" w:hanging="360"/>
+        <w:rPr/>
       </w:pPr>
       <w:r>
         <w:rPr>
@@ -100,6 +101,7 @@
           <w:numId w:val="1"/>
         </w:numPr>
         <w:ind w:left="720" w:hanging="360"/>
+        <w:rPr/>
       </w:pPr>
       <w:r>
         <w:rPr>
@@ -115,6 +117,7 @@
           <w:numId w:val="1"/>
         </w:numPr>
         <w:ind w:left="720" w:hanging="360"/>
+        <w:rPr/>
       </w:pPr>
       <w:r>
         <w:rPr>
@@ -130,6 +133,7 @@
           <w:numId w:val="1"/>
         </w:numPr>
         <w:ind w:left="720" w:hanging="360"/>
+        <w:rPr/>
       </w:pPr>
       <w:r>
         <w:rPr>
@@ -145,6 +149,7 @@
           <w:numId w:val="1"/>
         </w:numPr>
         <w:ind w:left="720" w:hanging="360"/>
+        <w:rPr/>
       </w:pPr>
       <w:r>
         <w:rPr>
@@ -160,6 +165,7 @@
           <w:numId w:val="1"/>
         </w:numPr>
         <w:ind w:left="720" w:hanging="360"/>
+        <w:rPr/>
       </w:pPr>
       <w:r>
         <w:rPr>
@@ -175,6 +181,7 @@
           <w:numId w:val="1"/>
         </w:numPr>
         <w:ind w:left="720" w:hanging="360"/>
+        <w:rPr/>
       </w:pPr>
       <w:r>
         <w:rPr>
@@ -264,7 +271,7 @@
         <w:pStyle w:val="Heading2"/>
         <w:rPr/>
       </w:pPr>
-      <w:bookmarkStart w:colFirst="0" w:colLast="0" w:name="_u8jm6q5aebl3" w:id="0"/>
+      <w:bookmarkStart w:colFirst="0" w:colLast="0" w:name="_z52pjk3nzu46" w:id="0"/>
       <w:bookmarkEnd w:id="0"/>
       <w:r>
         <w:rPr>
@@ -280,6 +287,7 @@
           <w:numId w:val="2"/>
         </w:numPr>
         <w:ind w:left="720" w:hanging="360"/>
+        <w:rPr/>
       </w:pPr>
       <w:r>
         <w:rPr>
@@ -309,6 +317,7 @@
           <w:numId w:val="2"/>
         </w:numPr>
         <w:ind w:left="720" w:hanging="360"/>
+        <w:rPr/>
       </w:pPr>
       <w:r>
         <w:rPr>
@@ -324,6 +333,7 @@
           <w:numId w:val="2"/>
         </w:numPr>
         <w:ind w:left="720" w:hanging="360"/>
+        <w:rPr/>
       </w:pPr>
       <w:r>
         <w:rPr>
@@ -339,6 +349,7 @@
           <w:numId w:val="2"/>
         </w:numPr>
         <w:ind w:left="720" w:hanging="360"/>
+        <w:rPr/>
       </w:pPr>
       <w:r>
         <w:rPr>
@@ -416,7 +427,7 @@
         <w:pStyle w:val="Heading2"/>
         <w:rPr/>
       </w:pPr>
-      <w:bookmarkStart w:colFirst="0" w:colLast="0" w:name="_91pfot6wrts" w:id="1"/>
+      <w:bookmarkStart w:colFirst="0" w:colLast="0" w:name="_cy3a7i6157fh" w:id="1"/>
       <w:bookmarkEnd w:id="1"/>
       <w:r>
         <w:rPr>
@@ -499,7 +510,7 @@
         <w:pStyle w:val="Heading2"/>
         <w:rPr/>
       </w:pPr>
-      <w:bookmarkStart w:colFirst="0" w:colLast="0" w:name="_n4el9mtqr40g" w:id="2"/>
+      <w:bookmarkStart w:colFirst="0" w:colLast="0" w:name="_mo43xqky9i0w" w:id="2"/>
       <w:bookmarkEnd w:id="2"/>
       <w:r>
         <w:rPr>
@@ -551,6 +562,7 @@
           <w:numId w:val="3"/>
         </w:numPr>
         <w:ind w:left="720" w:hanging="360"/>
+        <w:rPr/>
       </w:pPr>
       <w:r>
         <w:rPr>
@@ -566,6 +578,7 @@
           <w:numId w:val="3"/>
         </w:numPr>
         <w:ind w:left="720" w:hanging="360"/>
+        <w:rPr/>
       </w:pPr>
       <w:r>
         <w:rPr>
@@ -581,6 +594,7 @@
           <w:numId w:val="3"/>
         </w:numPr>
         <w:ind w:left="720" w:hanging="360"/>
+        <w:rPr/>
       </w:pPr>
       <w:r>
         <w:rPr>
@@ -596,6 +610,7 @@
           <w:numId w:val="3"/>
         </w:numPr>
         <w:ind w:left="720" w:hanging="360"/>
+        <w:rPr/>
       </w:pPr>
       <w:r>
         <w:rPr>
@@ -611,6 +626,7 @@
           <w:numId w:val="3"/>
         </w:numPr>
         <w:ind w:left="720" w:hanging="360"/>
+        <w:rPr/>
       </w:pPr>
       <w:r>
         <w:rPr>
@@ -674,7 +690,7 @@
         <w:pStyle w:val="Heading2"/>
         <w:rPr/>
       </w:pPr>
-      <w:bookmarkStart w:colFirst="0" w:colLast="0" w:name="_g4rwm3vi2d0b" w:id="3"/>
+      <w:bookmarkStart w:colFirst="0" w:colLast="0" w:name="_x7ojtgep0gkm" w:id="3"/>
       <w:bookmarkEnd w:id="3"/>
       <w:r>
         <w:rPr>
